--- a/LabWork4.docx
+++ b/LabWork4.docx
@@ -9,7 +9,12 @@
     </w:p>
     <w:p>
       <w:r>
-        <w:t>6) Луканин З67ахаура +9999</w:t>
+        <w:t>6) Луканин З67</w:t>
+      </w:r>
+      <w:bookmarkStart w:id="0" w:name="_GoBack"/>
+      <w:bookmarkEnd w:id="0"/>
+      <w:r>
+        <w:t>хаура +9999</w:t>
       </w:r>
     </w:p>
     <w:p>
@@ -32,8 +37,6 @@
         </w:rPr>
         <w:t>Разработка функциональности</w:t>
       </w:r>
-      <w:bookmarkStart w:id="0" w:name="_GoBack"/>
-      <w:bookmarkEnd w:id="0"/>
     </w:p>
     <w:sectPr>
       <w:pgSz w:w="11906" w:h="16838"/>
